--- a/physical_piano/share/Physical_Piano_Overview.docx
+++ b/physical_piano/share/Physical_Piano_Overview.docx
@@ -135,7 +135,7 @@
           <w:sz w:val="16"/>
           <w:szCs w:val="16"/>
         </w:rPr>
-        <w:t xml:space="preserve">firmware/   Arduino sketch</w:t>
+        <w:t xml:space="preserve">firmware/   Arduino sketch — key scanner only, makes no sound</w:t>
       </w:r>
     </w:p>
     <w:p>
@@ -150,7 +150,7 @@
           <w:sz w:val="16"/>
           <w:szCs w:val="16"/>
         </w:rPr>
-        <w:t xml:space="preserve">tuner/      computer-side tone tuning tool</w:t>
+        <w:t xml:space="preserve">pc/         computer-side listener that plays the notes</w:t>
       </w:r>
     </w:p>
     <w:p>
@@ -297,7 +297,7 @@
             </w:tcMar>
           </w:tcPr>
           <w:p>
-            <w:hyperlink w:history="1" r:id="rIdncs_rdjpm9lmydlytkjtx">
+            <w:hyperlink w:history="1" r:id="rIdqw3vmktlzlmt333b7xkly">
               <w:r>
                 <w:rPr>
                   <w:color w:val="6B4D0F"/>
@@ -369,7 +369,7 @@
             </w:tcMar>
           </w:tcPr>
           <w:p>
-            <w:hyperlink w:history="1" r:id="rIdicyhgjggaimutm1p9a169">
+            <w:hyperlink w:history="1" r:id="rId84d1s9jwrdmfa31qnmybg">
               <w:r>
                 <w:rPr>
                   <w:color w:val="6B4D0F"/>
@@ -431,7 +431,7 @@
             </w:tcMar>
           </w:tcPr>
           <w:p>
-            <w:hyperlink w:history="1" r:id="rIdsd0rht_hpzplxm0vwkviv">
+            <w:hyperlink w:history="1" r:id="rIdc17wt5ghywnmbspa2bvm5">
               <w:r>
                 <w:rPr>
                   <w:color w:val="6B4D0F"/>
@@ -467,7 +467,7 @@
                 <w:sz w:val="19"/>
                 <w:szCs w:val="19"/>
               </w:rPr>
-              <w:t xml:space="preserve">What to buy, with links and budget (~$450)</w:t>
+              <w:t xml:space="preserve">What to buy, with links and budget (~$457)</w:t>
             </w:r>
           </w:p>
         </w:tc>
@@ -493,7 +493,7 @@
             </w:tcMar>
           </w:tcPr>
           <w:p>
-            <w:hyperlink w:history="1" r:id="rIdexvuudo6-gyv1xw8zvpoz">
+            <w:hyperlink w:history="1" r:id="rId5v2-w3qf58-eumgm4hpjv">
               <w:r>
                 <w:rPr>
                   <w:color w:val="6B4D0F"/>
@@ -565,7 +565,7 @@
             </w:tcMar>
           </w:tcPr>
           <w:p>
-            <w:hyperlink w:history="1" r:id="rIddiwo3z8ilr_xbakxxa8ve">
+            <w:hyperlink w:history="1" r:id="rIdffrnctnyinra7tpkncryd">
               <w:r>
                 <w:rPr>
                   <w:color w:val="6B4D0F"/>
@@ -769,7 +769,7 @@
             </w:tcMar>
           </w:tcPr>
           <w:p>
-            <w:hyperlink w:history="1" r:id="rIdry6toiifx21iv_hibcx9m">
+            <w:hyperlink w:history="1" r:id="rId-f7xhstmtiigx3vxgb4nz">
               <w:r>
                 <w:rPr>
                   <w:color w:val="6B4D0F"/>
@@ -886,7 +886,7 @@
             </w:tcMar>
           </w:tcPr>
           <w:p>
-            <w:hyperlink w:history="1" r:id="rIdpqpo7xl6oddgnesymitp1">
+            <w:hyperlink w:history="1" r:id="rIds7gmsjp4iufslwmewsapn">
               <w:r>
                 <w:rPr>
                   <w:color w:val="6B4D0F"/>
@@ -985,7 +985,7 @@
             </w:tcMar>
           </w:tcPr>
           <w:p>
-            <w:hyperlink w:history="1" r:id="rIdhbjiyytlk2dri3na6ionv">
+            <w:hyperlink w:history="1" r:id="rIdafembeg8kaowr_u1l9ao2">
               <w:r>
                 <w:rPr>
                   <w:color w:val="6B4D0F"/>
@@ -1074,7 +1074,7 @@
             </w:tcMar>
           </w:tcPr>
           <w:p>
-            <w:hyperlink w:history="1" r:id="rIdnohqssezuc7mcvu3jc_e5">
+            <w:hyperlink w:history="1" r:id="rIdcbfo52uouy5_jy-utkjvm">
               <w:r>
                 <w:rPr>
                   <w:color w:val="6B4D0F"/>
@@ -1142,6 +1142,95 @@
           </w:p>
         </w:tc>
       </w:tr>
+      <w:tr>
+        <w:trPr>
+          <w:cantSplit/>
+        </w:trPr>
+        <w:tc>
+          <w:tcPr>
+            <w:tcW w:type="dxa" w:w="3360"/>
+            <w:tcBorders>
+              <w:top w:val="single" w:color="D8D8D8" w:sz="2"/>
+              <w:left w:val="none"/>
+              <w:bottom w:val="single" w:color="D8D8D8" w:sz="2"/>
+              <w:right w:val="none"/>
+            </w:tcBorders>
+            <w:tcMar>
+              <w:top w:type="dxa" w:w="80"/>
+              <w:left w:type="dxa" w:w="100"/>
+              <w:bottom w:type="dxa" w:w="80"/>
+              <w:right w:type="dxa" w:w="100"/>
+            </w:tcMar>
+          </w:tcPr>
+          <w:p>
+            <w:hyperlink w:history="1" r:id="rIdbqu27_nycopouvtftorm_">
+              <w:r>
+                <w:rPr>
+                  <w:color w:val="6B4D0F"/>
+                  <w:sz w:val="19"/>
+                  <w:szCs w:val="19"/>
+                  <w:u w:val="single"/>
+                </w:rPr>
+                <w:t xml:space="preserve">cad/piano_frame.scad</w:t>
+              </w:r>
+            </w:hyperlink>
+          </w:p>
+        </w:tc>
+        <w:tc>
+          <w:tcPr>
+            <w:tcW w:type="dxa" w:w="3360"/>
+            <w:tcBorders>
+              <w:top w:val="single" w:color="D8D8D8" w:sz="2"/>
+              <w:left w:val="none"/>
+              <w:bottom w:val="single" w:color="D8D8D8" w:sz="2"/>
+              <w:right w:val="none"/>
+            </w:tcBorders>
+            <w:tcMar>
+              <w:top w:type="dxa" w:w="80"/>
+              <w:left w:type="dxa" w:w="100"/>
+              <w:bottom w:type="dxa" w:w="80"/>
+              <w:right w:type="dxa" w:w="100"/>
+            </w:tcMar>
+          </w:tcPr>
+          <w:p>
+            <w:r>
+              <w:rPr>
+                <w:color w:val="1A1A1A"/>
+                <w:sz w:val="19"/>
+                <w:szCs w:val="19"/>
+              </w:rPr>
+              <w:t xml:space="preserve">Cosmetic surround — cheeks and rails. Purely aesthetic, print last</w:t>
+            </w:r>
+          </w:p>
+        </w:tc>
+        <w:tc>
+          <w:tcPr>
+            <w:tcW w:type="dxa" w:w="3360"/>
+            <w:tcBorders>
+              <w:top w:val="single" w:color="D8D8D8" w:sz="2"/>
+              <w:left w:val="none"/>
+              <w:bottom w:val="single" w:color="D8D8D8" w:sz="2"/>
+              <w:right w:val="none"/>
+            </w:tcBorders>
+            <w:tcMar>
+              <w:top w:type="dxa" w:w="80"/>
+              <w:left w:type="dxa" w:w="100"/>
+              <w:bottom w:type="dxa" w:w="80"/>
+              <w:right w:type="dxa" w:w="100"/>
+            </w:tcMar>
+          </w:tcPr>
+          <w:p>
+            <w:r>
+              <w:rPr>
+                <w:color w:val="1A1A1A"/>
+                <w:sz w:val="19"/>
+                <w:szCs w:val="19"/>
+              </w:rPr>
+              <w:t xml:space="preserve">either</w:t>
+            </w:r>
+          </w:p>
+        </w:tc>
+      </w:tr>
     </w:tbl>
     <w:p>
       <w:pPr>
@@ -1470,7 +1559,7 @@
         </w:rPr>
         <w:t xml:space="preserve">Install </w:t>
       </w:r>
-      <w:hyperlink w:history="1" r:id="rIdvs8vj_yrm41j45fgmnzsi">
+      <w:hyperlink w:history="1" r:id="rIdjlcijhue4qamt9adgzo5_">
         <w:r>
           <w:rPr>
             <w:color w:val="6B4D0F"/>
@@ -1664,7 +1753,41 @@
           <w:sz w:val="19"/>
           <w:szCs w:val="19"/>
         </w:rPr>
-        <w:t xml:space="preserve">Wire the switches, flash the firmware, tune the tones.</w:t>
+        <w:t xml:space="preserve">Wire the 18 switches, flash the firmware, then run </w:t>
+      </w:r>
+      <w:r>
+        <w:rPr>
+          <w:rFonts w:ascii="Consolas" w:cs="Consolas" w:eastAsia="Consolas" w:hAnsi="Consolas"/>
+          <w:color w:val="7A3E00"/>
+          <w:sz w:val="17"/>
+          <w:szCs w:val="17"/>
+        </w:rPr>
+        <w:t xml:space="preserve">python pc/piano_listener.py --port COMx</w:t>
+      </w:r>
+      <w:r>
+        <w:rPr>
+          <w:color w:val="1A1A1A"/>
+          <w:sz w:val="19"/>
+          <w:szCs w:val="19"/>
+        </w:rPr>
+        <w:t xml:space="preserve">. Check audio first with </w:t>
+      </w:r>
+      <w:r>
+        <w:rPr>
+          <w:rFonts w:ascii="Consolas" w:cs="Consolas" w:eastAsia="Consolas" w:hAnsi="Consolas"/>
+          <w:color w:val="7A3E00"/>
+          <w:sz w:val="17"/>
+          <w:szCs w:val="17"/>
+        </w:rPr>
+        <w:t xml:space="preserve">--test</w:t>
+      </w:r>
+      <w:r>
+        <w:rPr>
+          <w:color w:val="1A1A1A"/>
+          <w:sz w:val="19"/>
+          <w:szCs w:val="19"/>
+        </w:rPr>
+        <w:t xml:space="preserve">, which needs no hardware.</w:t>
       </w:r>
     </w:p>
     <w:p>
